--- a/fixtures/docx/exports/docx-t2-section-breaks.docx
+++ b/fixtures/docx/exports/docx-t2-section-breaks.docx
@@ -8,6 +8,12 @@
       </w:r>
     </w:p>
     <w:p>
+      <w:pPr>
+        <w:sectPr>
+          <w:pgSz w:w="12240" w:h="15840"/>
+          <w:pgMar w:top="1440" w:right="1440" w:bottom="1440" w:left="1440"/>
+        </w:sectPr>
+      </w:pPr>
       <w:r>
         <w:t>Section boundary paragraph.</w:t>
       </w:r>
